--- a/题面模板.docx
+++ b/题面模板.docx
@@ -24,14 +24,16 @@
           <w:szCs w:val="21"/>
           <w:lang w:val="en-US" w:eastAsia="zh-CN"/>
         </w:rPr>
-        <w:t>128MB,1S,*.xxx</w:t>
+        <w:t>128MB,1S,.xxx</w:t>
       </w:r>
+      <w:bookmarkStart w:id="6" w:name="_GoBack"/>
+      <w:bookmarkEnd w:id="6"/>
     </w:p>
     <w:p>
       <w:pPr>
         <w:jc w:val="center"/>
         <w:rPr>
-          <w:rFonts w:hint="eastAsia"/>
+          <w:rFonts w:hint="eastAsia" w:eastAsiaTheme="minorEastAsia"/>
           <w:b/>
           <w:bCs/>
           <w:sz w:val="32"/>
@@ -40,17 +42,6 @@
         </w:rPr>
       </w:pPr>
       <w:bookmarkStart w:id="1" w:name="OLE_LINK5"/>
-      <w:r>
-        <w:rPr>
-          <w:rFonts w:hint="eastAsia"/>
-          <w:b/>
-          <w:bCs/>
-          <w:sz w:val="32"/>
-          <w:szCs w:val="32"/>
-          <w:lang w:val="en-US" w:eastAsia="zh-CN"/>
-        </w:rPr>
-        <w:t>***</w:t>
-      </w:r>
     </w:p>
     <w:bookmarkEnd w:id="0"/>
     <w:bookmarkEnd w:id="1"/>
@@ -92,17 +83,6 @@
         </w:rPr>
       </w:pPr>
       <w:bookmarkStart w:id="2" w:name="OLE_LINK2"/>
-      <w:r>
-        <w:rPr>
-          <w:rFonts w:hint="eastAsia"/>
-          <w:b w:val="0"/>
-          <w:bCs w:val="0"/>
-          <w:sz w:val="24"/>
-          <w:szCs w:val="24"/>
-          <w:lang w:val="en-US" w:eastAsia="zh-CN"/>
-        </w:rPr>
-        <w:t>***</w:t>
-      </w:r>
     </w:p>
     <w:p>
       <w:pPr>
@@ -117,17 +97,6 @@
           <w:lang w:val="en-US" w:eastAsia="zh-CN"/>
         </w:rPr>
       </w:pPr>
-      <w:r>
-        <w:rPr>
-          <w:rFonts w:hint="eastAsia"/>
-          <w:b w:val="0"/>
-          <w:bCs w:val="0"/>
-          <w:sz w:val="24"/>
-          <w:szCs w:val="24"/>
-          <w:lang w:val="en-US" w:eastAsia="zh-CN"/>
-        </w:rPr>
-        <w:t>***</w:t>
-      </w:r>
     </w:p>
     <w:bookmarkEnd w:id="2"/>
     <w:p>
@@ -168,20 +137,7 @@
           <w:lang w:val="en-US" w:eastAsia="zh-CN"/>
         </w:rPr>
       </w:pPr>
-      <w:bookmarkStart w:id="3" w:name="OLE_LINK3"/>
-      <w:bookmarkStart w:id="4" w:name="OLE_LINK4"/>
-      <w:r>
-        <w:rPr>
-          <w:rFonts w:hint="eastAsia"/>
-          <w:b w:val="0"/>
-          <w:bCs w:val="0"/>
-          <w:sz w:val="24"/>
-          <w:szCs w:val="24"/>
-          <w:lang w:val="en-US" w:eastAsia="zh-CN"/>
-        </w:rPr>
-        <w:t>***</w:t>
-      </w:r>
-      <w:bookmarkEnd w:id="3"/>
+      <w:bookmarkStart w:id="3" w:name="OLE_LINK4"/>
     </w:p>
     <w:p>
       <w:pPr>
@@ -197,19 +153,8 @@
           <w:lang w:val="en-US" w:eastAsia="zh-CN"/>
         </w:rPr>
       </w:pPr>
-      <w:r>
-        <w:rPr>
-          <w:rFonts w:hint="eastAsia"/>
-          <w:b w:val="0"/>
-          <w:bCs w:val="0"/>
-          <w:sz w:val="24"/>
-          <w:szCs w:val="24"/>
-          <w:lang w:val="en-US" w:eastAsia="zh-CN"/>
-        </w:rPr>
-        <w:t>***</w:t>
-      </w:r>
-    </w:p>
-    <w:bookmarkEnd w:id="4"/>
+    </w:p>
+    <w:bookmarkEnd w:id="3"/>
     <w:p>
       <w:pPr>
         <w:ind w:firstLine="420" w:firstLineChars="0"/>
@@ -262,20 +207,23 @@
           <w:lang w:val="en-US" w:eastAsia="zh-CN"/>
         </w:rPr>
       </w:pPr>
-      <w:bookmarkStart w:id="5" w:name="OLE_LINK6"/>
-      <w:r>
-        <w:rPr>
-          <w:rFonts w:hint="eastAsia"/>
-          <w:b w:val="0"/>
-          <w:bCs w:val="0"/>
-          <w:sz w:val="24"/>
-          <w:szCs w:val="24"/>
-          <w:lang w:val="en-US" w:eastAsia="zh-CN"/>
-        </w:rPr>
-        <w:t>***</w:t>
-      </w:r>
-    </w:p>
-    <w:bookmarkEnd w:id="5"/>
+      <w:bookmarkStart w:id="4" w:name="OLE_LINK6"/>
+    </w:p>
+    <w:p>
+      <w:pPr>
+        <w:ind w:firstLine="420" w:firstLineChars="0"/>
+        <w:jc w:val="both"/>
+        <w:rPr>
+          <w:rFonts w:hint="eastAsia"/>
+          <w:b w:val="0"/>
+          <w:bCs w:val="0"/>
+          <w:sz w:val="24"/>
+          <w:szCs w:val="24"/>
+          <w:lang w:val="en-US" w:eastAsia="zh-CN"/>
+        </w:rPr>
+      </w:pPr>
+    </w:p>
+    <w:bookmarkEnd w:id="4"/>
     <w:p>
       <w:pPr>
         <w:jc w:val="both"/>
@@ -317,17 +265,6 @@
           <w:lang w:val="en-US" w:eastAsia="zh-CN"/>
         </w:rPr>
       </w:pPr>
-      <w:r>
-        <w:rPr>
-          <w:rFonts w:hint="eastAsia"/>
-          <w:b w:val="0"/>
-          <w:bCs w:val="0"/>
-          <w:sz w:val="24"/>
-          <w:szCs w:val="24"/>
-          <w:lang w:val="en-US" w:eastAsia="zh-CN"/>
-        </w:rPr>
-        <w:t>*</w:t>
-      </w:r>
     </w:p>
     <w:p>
       <w:pPr>
@@ -347,17 +284,6 @@
           <w:lang w:val="en-US" w:eastAsia="zh-CN"/>
         </w:rPr>
       </w:pPr>
-      <w:r>
-        <w:rPr>
-          <w:rFonts w:hint="eastAsia"/>
-          <w:b w:val="0"/>
-          <w:bCs w:val="0"/>
-          <w:sz w:val="24"/>
-          <w:szCs w:val="24"/>
-          <w:lang w:val="en-US" w:eastAsia="zh-CN"/>
-        </w:rPr>
-        <w:t>*</w:t>
-      </w:r>
     </w:p>
     <w:p>
       <w:pPr>
@@ -414,57 +340,35 @@
           <w:lang w:val="en-US" w:eastAsia="zh-CN"/>
         </w:rPr>
       </w:pPr>
-      <w:bookmarkStart w:id="6" w:name="OLE_LINK9"/>
-      <w:r>
-        <w:rPr>
-          <w:rFonts w:hint="eastAsia"/>
-          <w:b w:val="0"/>
-          <w:bCs w:val="0"/>
-          <w:sz w:val="24"/>
-          <w:szCs w:val="24"/>
-          <w:lang w:val="en-US" w:eastAsia="zh-CN"/>
-        </w:rPr>
-        <w:t>*</w:t>
-      </w:r>
-    </w:p>
-    <w:p>
-      <w:pPr>
-        <w:jc w:val="both"/>
-        <w:rPr>
-          <w:rFonts w:hint="eastAsia"/>
-          <w:b w:val="0"/>
-          <w:bCs w:val="0"/>
-          <w:sz w:val="24"/>
-          <w:szCs w:val="24"/>
-          <w:lang w:val="en-US" w:eastAsia="zh-CN"/>
-        </w:rPr>
-      </w:pPr>
-      <w:r>
-        <w:rPr>
-          <w:rFonts w:hint="eastAsia"/>
-          <w:b w:val="0"/>
-          <w:bCs w:val="0"/>
-          <w:sz w:val="24"/>
-          <w:szCs w:val="24"/>
-          <w:lang w:val="en-US" w:eastAsia="zh-CN"/>
-        </w:rPr>
-        <w:t>*</w:t>
-      </w:r>
-    </w:p>
-    <w:p>
-      <w:pPr>
-        <w:jc w:val="both"/>
-        <w:rPr>
-          <w:rFonts w:hint="eastAsia"/>
-          <w:b w:val="0"/>
-          <w:bCs w:val="0"/>
-          <w:sz w:val="24"/>
-          <w:szCs w:val="24"/>
-          <w:lang w:val="en-US" w:eastAsia="zh-CN"/>
-        </w:rPr>
-      </w:pPr>
-    </w:p>
-    <w:bookmarkEnd w:id="6"/>
+      <w:bookmarkStart w:id="5" w:name="OLE_LINK9"/>
+    </w:p>
+    <w:p>
+      <w:pPr>
+        <w:jc w:val="both"/>
+        <w:rPr>
+          <w:rFonts w:hint="eastAsia"/>
+          <w:b w:val="0"/>
+          <w:bCs w:val="0"/>
+          <w:sz w:val="24"/>
+          <w:szCs w:val="24"/>
+          <w:lang w:val="en-US" w:eastAsia="zh-CN"/>
+        </w:rPr>
+      </w:pPr>
+    </w:p>
+    <w:p>
+      <w:pPr>
+        <w:jc w:val="both"/>
+        <w:rPr>
+          <w:rFonts w:hint="eastAsia"/>
+          <w:b w:val="0"/>
+          <w:bCs w:val="0"/>
+          <w:sz w:val="24"/>
+          <w:szCs w:val="24"/>
+          <w:lang w:val="en-US" w:eastAsia="zh-CN"/>
+        </w:rPr>
+      </w:pPr>
+    </w:p>
+    <w:bookmarkEnd w:id="5"/>
     <w:p>
       <w:pPr>
         <w:jc w:val="both"/>
@@ -501,21 +405,19 @@
           <w:lang w:val="en-US" w:eastAsia="zh-CN"/>
         </w:rPr>
       </w:pPr>
-      <w:bookmarkStart w:id="7" w:name="OLE_LINK7"/>
-      <w:r>
-        <w:rPr>
-          <w:rFonts w:hint="eastAsia"/>
-          <w:b w:val="0"/>
-          <w:bCs w:val="0"/>
-          <w:sz w:val="24"/>
-          <w:szCs w:val="24"/>
-          <w:lang w:val="en-US" w:eastAsia="zh-CN"/>
-        </w:rPr>
-        <w:t>**</w:t>
-      </w:r>
-      <w:bookmarkEnd w:id="7"/>
-      <w:bookmarkStart w:id="8" w:name="_GoBack"/>
-      <w:bookmarkEnd w:id="8"/>
+    </w:p>
+    <w:p>
+      <w:pPr>
+        <w:jc w:val="both"/>
+        <w:rPr>
+          <w:rFonts w:hint="eastAsia"/>
+          <w:b w:val="0"/>
+          <w:bCs w:val="0"/>
+          <w:sz w:val="24"/>
+          <w:szCs w:val="24"/>
+          <w:lang w:val="en-US" w:eastAsia="zh-CN"/>
+        </w:rPr>
+      </w:pPr>
     </w:p>
     <w:sectPr>
       <w:pgSz w:w="11906" w:h="16838"/>
@@ -636,7 +538,7 @@
     <w:lsdException w:qFormat="1" w:unhideWhenUsed="0" w:uiPriority="0" w:semiHidden="0" w:name="HTML Code"/>
     <w:lsdException w:unhideWhenUsed="0" w:uiPriority="0" w:semiHidden="0" w:name="HTML Definition"/>
     <w:lsdException w:unhideWhenUsed="0" w:uiPriority="0" w:semiHidden="0" w:name="HTML Keyboard"/>
-    <w:lsdException w:unhideWhenUsed="0" w:uiPriority="0" w:semiHidden="0" w:name="HTML Preformatted"/>
+    <w:lsdException w:qFormat="1" w:unhideWhenUsed="0" w:uiPriority="0" w:semiHidden="0" w:name="HTML Preformatted"/>
     <w:lsdException w:unhideWhenUsed="0" w:uiPriority="0" w:semiHidden="0" w:name="HTML Sample"/>
     <w:lsdException w:unhideWhenUsed="0" w:uiPriority="0" w:semiHidden="0" w:name="HTML Typewriter"/>
     <w:lsdException w:unhideWhenUsed="0" w:uiPriority="0" w:semiHidden="0" w:name="HTML Variable"/>
@@ -826,6 +728,7 @@
   <w:style w:type="paragraph" w:styleId="2">
     <w:name w:val="HTML Preformatted"/>
     <w:basedOn w:val="1"/>
+    <w:qFormat/>
     <w:uiPriority w:val="0"/>
     <w:pPr>
       <w:tabs>

--- a/题面模板.docx
+++ b/题面模板.docx
@@ -26,37 +26,37 @@
         </w:rPr>
         <w:t>128MB,1S,.xxx</w:t>
       </w:r>
+    </w:p>
+    <w:p>
+      <w:pPr>
+        <w:jc w:val="center"/>
+        <w:rPr>
+          <w:rFonts w:hint="eastAsia" w:eastAsiaTheme="minorEastAsia"/>
+          <w:b/>
+          <w:bCs/>
+          <w:sz w:val="32"/>
+          <w:szCs w:val="32"/>
+          <w:lang w:val="en-US" w:eastAsia="zh-CN"/>
+        </w:rPr>
+      </w:pPr>
+      <w:bookmarkStart w:id="1" w:name="OLE_LINK5"/>
+    </w:p>
+    <w:bookmarkEnd w:id="0"/>
+    <w:bookmarkEnd w:id="1"/>
+    <w:p>
+      <w:pPr>
+        <w:jc w:val="both"/>
+        <w:rPr>
+          <w:rFonts w:hint="eastAsia"/>
+          <w:b/>
+          <w:bCs/>
+          <w:sz w:val="28"/>
+          <w:szCs w:val="28"/>
+          <w:lang w:val="en-US" w:eastAsia="zh-CN"/>
+        </w:rPr>
+      </w:pPr>
       <w:bookmarkStart w:id="6" w:name="_GoBack"/>
       <w:bookmarkEnd w:id="6"/>
-    </w:p>
-    <w:p>
-      <w:pPr>
-        <w:jc w:val="center"/>
-        <w:rPr>
-          <w:rFonts w:hint="eastAsia" w:eastAsiaTheme="minorEastAsia"/>
-          <w:b/>
-          <w:bCs/>
-          <w:sz w:val="32"/>
-          <w:szCs w:val="32"/>
-          <w:lang w:val="en-US" w:eastAsia="zh-CN"/>
-        </w:rPr>
-      </w:pPr>
-      <w:bookmarkStart w:id="1" w:name="OLE_LINK5"/>
-    </w:p>
-    <w:bookmarkEnd w:id="0"/>
-    <w:bookmarkEnd w:id="1"/>
-    <w:p>
-      <w:pPr>
-        <w:jc w:val="both"/>
-        <w:rPr>
-          <w:rFonts w:hint="eastAsia"/>
-          <w:b/>
-          <w:bCs/>
-          <w:sz w:val="28"/>
-          <w:szCs w:val="28"/>
-          <w:lang w:val="en-US" w:eastAsia="zh-CN"/>
-        </w:rPr>
-      </w:pPr>
       <w:r>
         <w:rPr>
           <w:rFonts w:hint="eastAsia"/>
@@ -434,7 +434,7 @@
   <w:docDefaults>
     <w:rPrDefault>
       <w:rPr>
-        <w:rFonts w:ascii="Times New Roman" w:hAnsi="Times New Roman" w:eastAsia="宋体" w:cs="Times New Roman"/>
+        <w:rFonts w:asciiTheme="minorHAnsi" w:hAnsiTheme="minorHAnsi" w:eastAsiaTheme="minorEastAsia" w:cstheme="minorBidi"/>
       </w:rPr>
     </w:rPrDefault>
   </w:docDefaults>
